--- a/courses/phy214/practice-exams/e5/phy214-practice-exam-5-ch-23-24-v1.docx
+++ b/courses/phy214/practice-exams/e5/phy214-practice-exam-5-ch-23-24-v1.docx
@@ -12,7 +12,7 @@
           <w:rFonts w:ascii="Times New Roman" w:hAnsi="Times New Roman" w:eastAsia="Times New Roman" w:cs="Times New Roman"/>
           <w:sz w:val="19"/>
         </w:rPr>
-        <w:t xml:space="preserve">PHY202 Practice Exam on chapter(s): 23, 24</w:t>
+        <w:t>PHY202 Practice Exam on chapter(s): 23, 24</w:t>
       </w:r>
     </w:p>
     <w:p>
@@ -38,7 +38,7 @@
           <w:rFonts w:ascii="Times New Roman" w:hAnsi="Times New Roman" w:eastAsia="Times New Roman" w:cs="Times New Roman"/>
           <w:sz w:val="19"/>
         </w:rPr>
-        <w:t xml:space="preserve">Name:_____________________________________________________________________</w:t>
+        <w:t>Name:_____________________________________________________________________</w:t>
       </w:r>
     </w:p>
     <w:p>
@@ -64,7 +64,7 @@
           <w:rFonts w:ascii="Times New Roman" w:hAnsi="Times New Roman" w:eastAsia="Times New Roman" w:cs="Times New Roman"/>
           <w:sz w:val="19"/>
         </w:rPr>
-        <w:t xml:space="preserve">These questions assess your understanding of the material from Chapter(s) 23, 24 of OpenStax College Physics. Please write your name on the sheets of paper that you use. Carefully read each question. Credit is only awarded if you answer correctly and clearly show all major steps necessary to find your answer; credit is not awarded for missing work, unclear work, or the use of memorized equations absent from the equation sheet. Half credit may be awarded for insufficient work that suggests some degree of understanding. Half credit is awarded for correct numerical answers with incorrect or missing units. Correct numerical answers do not guarantee credit.</w:t>
+        <w:t>These questions assess your understanding of the material from Chapter(s) 23, 24 of OpenStax College Physics. Please write your name on the sheets of paper that you use. Carefully read each question. Credit is only awarded if you answer correctly and clearly show all major steps necessary to find your answer; credit is not awarded for missing work, unclear work, or the use of memorized equations absent from the equation sheet. Half credit may be awarded for insufficient work that suggests some degree of understanding. Half credit is awarded for correct numerical answers with incorrect or missing units. Correct numerical answers do not guarantee credit.</w:t>
       </w:r>
     </w:p>
     <w:p>
@@ -90,7 +90,7 @@
           <w:rFonts w:ascii="Times New Roman" w:hAnsi="Times New Roman" w:eastAsia="Times New Roman" w:cs="Times New Roman"/>
           <w:sz w:val="19"/>
         </w:rPr>
-        <w:t xml:space="preserve">Note that I provide references on practice exams so you can find additional help if you cannot solve a problem; I do not give this information on in-class exams. The related chapter and section are provided after each question. E.g. "(Chapter 18, Section (5) Electric Field Lines - cp1e_ex18_4)" means that the question was inspired by OpenStax College Physics First Edition’s Chapter 18, Example 4, which is found within Chapter 18, Section 5. See the end of this practice exam for a list of the sources.</w:t>
+        <w:t>Note that I provide references on practice exams so you can find additional help if you cannot solve a problem; I do not give this information on in-class exams. The related chapter and section are provided after each question. E.g. "(Chapter 18, Section (5) Electric Field Lines - cp1e_ex18_4)" means that the question was inspired by OpenStax College Physics First Edition’s Chapter 18, Example 4, which is found within Chapter 18, Section 5. See the end of this practice exam for a list of the sources.</w:t>
       </w:r>
     </w:p>
     <w:p>
@@ -119,7 +119,7 @@
           <w:rFonts w:ascii="Times New Roman" w:hAnsi="Times New Roman" w:eastAsia="Times New Roman" w:cs="Times New Roman"/>
           <w:sz w:val="19"/>
         </w:rPr>
-        <w:t xml:space="preserve">Calculate the motional emf induced along a</w:t>
+        <w:t>Calculate the motional emf induced along a</w:t>
       </w:r>
       <w:r>
         <w:rPr>
@@ -151,7 +151,7 @@
           <w:rFonts w:ascii="Times New Roman" w:hAnsi="Times New Roman" w:eastAsia="Times New Roman" w:cs="Times New Roman"/>
           <w:sz w:val="19"/>
         </w:rPr>
-        <w:t xml:space="preserve">-long conducting object moving at an orbital speed of</w:t>
+        <w:t>-long conducting object moving at an orbital speed of</w:t>
       </w:r>
       <w:r>
         <w:rPr>
@@ -203,7 +203,7 @@
           <w:rFonts w:ascii="Times New Roman" w:hAnsi="Times New Roman" w:eastAsia="Times New Roman" w:cs="Times New Roman"/>
           <w:sz w:val="19"/>
         </w:rPr>
-        <w:t xml:space="preserve">perpendicular to Earth’s</w:t>
+        <w:t>perpendicular to Earth’s</w:t>
       </w:r>
       <w:r>
         <w:rPr>
@@ -242,7 +242,7 @@
           <w:rFonts w:ascii="Times New Roman" w:hAnsi="Times New Roman" w:eastAsia="Times New Roman" w:cs="Times New Roman"/>
           <w:sz w:val="19"/>
         </w:rPr>
-        <w:t xml:space="preserve">magnetic field.</w:t>
+        <w:t>magnetic field.</w:t>
       </w:r>
     </w:p>
     <w:p>
@@ -258,7 +258,7 @@
           <w:rFonts w:ascii="Times New Roman" w:hAnsi="Times New Roman" w:eastAsia="Times New Roman" w:cs="Times New Roman"/>
           <w:sz w:val="19"/>
         </w:rPr>
-        <w:t xml:space="preserve">(Chapter 23, Section (3) Motional EMF - cp1e_ch23_ex2)</w:t>
+        <w:t>(Chapter 23, Section (3) Motional EMF - cp1e_ch23_ex2)</w:t>
       </w:r>
     </w:p>
     <w:p>
@@ -655,7 +655,7 @@
           <w:rFonts w:ascii="Times New Roman" w:hAnsi="Times New Roman" w:eastAsia="Times New Roman" w:cs="Times New Roman"/>
           <w:sz w:val="19"/>
         </w:rPr>
-        <w:t xml:space="preserve">ANSWER: ____________________________</w:t>
+        <w:t>ANSWER: ____________________________</w:t>
       </w:r>
       <w:r>
         <w:rPr>
@@ -701,7 +701,7 @@
           <w:rFonts w:ascii="Times New Roman" w:hAnsi="Times New Roman" w:eastAsia="Times New Roman" w:cs="Times New Roman"/>
           <w:sz w:val="19"/>
         </w:rPr>
-        <w:t xml:space="preserve">A portable x-ray unit has a step-up transformer, the</w:t>
+        <w:t>A portable x-ray unit has a step-up transformer, the</w:t>
       </w:r>
       <w:r>
         <w:rPr>
@@ -737,7 +737,7 @@
           <w:rFonts w:ascii="Times New Roman" w:hAnsi="Times New Roman" w:eastAsia="Times New Roman" w:cs="Times New Roman"/>
           <w:sz w:val="19"/>
         </w:rPr>
-        <w:t xml:space="preserve">input of which is transformed to the</w:t>
+        <w:t>input of which is transformed to the</w:t>
       </w:r>
       <w:r>
         <w:rPr>
@@ -791,7 +791,7 @@
           <w:rFonts w:ascii="Times New Roman" w:hAnsi="Times New Roman" w:eastAsia="Times New Roman" w:cs="Times New Roman"/>
           <w:sz w:val="19"/>
         </w:rPr>
-        <w:t xml:space="preserve">output needed by the x-ray tube. The primary has</w:t>
+        <w:t>output needed by the x-ray tube. The primary has</w:t>
       </w:r>
       <w:r>
         <w:rPr>
@@ -823,7 +823,7 @@
           <w:rFonts w:ascii="Times New Roman" w:hAnsi="Times New Roman" w:eastAsia="Times New Roman" w:cs="Times New Roman"/>
           <w:sz w:val="19"/>
         </w:rPr>
-        <w:t xml:space="preserve">loops and draws a current of</w:t>
+        <w:t>loops and draws a current of</w:t>
       </w:r>
       <w:r>
         <w:rPr>
@@ -859,7 +859,7 @@
           <w:rFonts w:ascii="Times New Roman" w:hAnsi="Times New Roman" w:eastAsia="Times New Roman" w:cs="Times New Roman"/>
           <w:sz w:val="19"/>
         </w:rPr>
-        <w:t xml:space="preserve">when in use. Find the current output of the secondary.</w:t>
+        <w:t>when in use. Find the current output of the secondary.</w:t>
       </w:r>
     </w:p>
     <w:p>
@@ -875,7 +875,7 @@
           <w:rFonts w:ascii="Times New Roman" w:hAnsi="Times New Roman" w:eastAsia="Times New Roman" w:cs="Times New Roman"/>
           <w:sz w:val="19"/>
         </w:rPr>
-        <w:t xml:space="preserve">(Chapter 23, Section (7) Transformers - cp1e_ch23_ex5)</w:t>
+        <w:t>(Chapter 23, Section (7) Transformers - cp1e_ch23_ex5)</w:t>
       </w:r>
     </w:p>
     <w:p>
@@ -1272,7 +1272,7 @@
           <w:rFonts w:ascii="Times New Roman" w:hAnsi="Times New Roman" w:eastAsia="Times New Roman" w:cs="Times New Roman"/>
           <w:sz w:val="19"/>
         </w:rPr>
-        <w:t xml:space="preserve">ANSWER: ____________________________</w:t>
+        <w:t>ANSWER: ____________________________</w:t>
       </w:r>
       <w:r>
         <w:rPr>
@@ -1318,7 +1318,7 @@
           <w:rFonts w:ascii="Times New Roman" w:hAnsi="Times New Roman" w:eastAsia="Times New Roman" w:cs="Times New Roman"/>
           <w:sz w:val="19"/>
         </w:rPr>
-        <w:t xml:space="preserve">A generator coil is rotated</w:t>
+        <w:t>A generator coil is rotated</w:t>
       </w:r>
       <w:r>
         <w:rPr>
@@ -1354,7 +1354,7 @@
           <w:rFonts w:ascii="Times New Roman" w:hAnsi="Times New Roman" w:eastAsia="Times New Roman" w:cs="Times New Roman"/>
           <w:sz w:val="19"/>
         </w:rPr>
-        <w:t xml:space="preserve">in</w:t>
+        <w:t>in</w:t>
       </w:r>
       <w:r>
         <w:rPr>
@@ -1383,7 +1383,7 @@
           <w:rFonts w:ascii="Times New Roman" w:hAnsi="Times New Roman" w:eastAsia="Times New Roman" w:cs="Times New Roman"/>
           <w:sz w:val="19"/>
         </w:rPr>
-        <w:t xml:space="preserve">. The</w:t>
+        <w:t>. The</w:t>
       </w:r>
       <w:r>
         <w:rPr>
@@ -1402,7 +1402,7 @@
           <w:rFonts w:ascii="Times New Roman" w:hAnsi="Times New Roman" w:eastAsia="Times New Roman" w:cs="Times New Roman"/>
           <w:sz w:val="19"/>
         </w:rPr>
-        <w:t xml:space="preserve">-turn circular coil has a</w:t>
+        <w:t>-turn circular coil has a</w:t>
       </w:r>
       <w:r>
         <w:rPr>
@@ -1435,7 +1435,7 @@
           <w:rFonts w:ascii="Times New Roman" w:hAnsi="Times New Roman" w:eastAsia="Times New Roman" w:cs="Times New Roman"/>
           <w:sz w:val="19"/>
         </w:rPr>
-        <w:t xml:space="preserve">radius and is in a uniform</w:t>
+        <w:t>radius and is in a uniform</w:t>
       </w:r>
       <w:r>
         <w:rPr>
@@ -1468,7 +1468,7 @@
           <w:rFonts w:ascii="Times New Roman" w:hAnsi="Times New Roman" w:eastAsia="Times New Roman" w:cs="Times New Roman"/>
           <w:sz w:val="19"/>
         </w:rPr>
-        <w:t xml:space="preserve">magnetic field. What is the maximum emf that is induced?</w:t>
+        <w:t>magnetic field. What is the maximum emf that is induced?</w:t>
       </w:r>
     </w:p>
     <w:p>
@@ -1484,7 +1484,7 @@
           <w:rFonts w:ascii="Times New Roman" w:hAnsi="Times New Roman" w:eastAsia="Times New Roman" w:cs="Times New Roman"/>
           <w:sz w:val="19"/>
         </w:rPr>
-        <w:t xml:space="preserve">(Chapter 23, Section (5) Electric Generators - cp1e_ch23_ex4)</w:t>
+        <w:t>(Chapter 23, Section (5) Electric Generators - cp1e_ch23_ex4)</w:t>
       </w:r>
     </w:p>
     <w:p>
@@ -1881,7 +1881,7 @@
           <w:rFonts w:ascii="Times New Roman" w:hAnsi="Times New Roman" w:eastAsia="Times New Roman" w:cs="Times New Roman"/>
           <w:sz w:val="19"/>
         </w:rPr>
-        <w:t xml:space="preserve">ANSWER: ____________________________</w:t>
+        <w:t>ANSWER: ____________________________</w:t>
       </w:r>
       <w:r>
         <w:rPr>
@@ -1927,7 +1927,7 @@
           <w:rFonts w:ascii="Times New Roman" w:hAnsi="Times New Roman" w:eastAsia="Times New Roman" w:cs="Times New Roman"/>
           <w:sz w:val="19"/>
         </w:rPr>
-        <w:t xml:space="preserve">How much energy is stored in a</w:t>
+        <w:t>How much energy is stored in a</w:t>
       </w:r>
       <w:r>
         <w:rPr>
@@ -1960,7 +1960,7 @@
           <w:rFonts w:ascii="Times New Roman" w:hAnsi="Times New Roman" w:eastAsia="Times New Roman" w:cs="Times New Roman"/>
           <w:sz w:val="19"/>
         </w:rPr>
-        <w:t xml:space="preserve">inductor when a</w:t>
+        <w:t>inductor when a</w:t>
       </w:r>
       <w:r>
         <w:rPr>
@@ -1999,7 +1999,7 @@
           <w:rFonts w:ascii="Times New Roman" w:hAnsi="Times New Roman" w:eastAsia="Times New Roman" w:cs="Times New Roman"/>
           <w:sz w:val="19"/>
         </w:rPr>
-        <w:t xml:space="preserve">current flows through it?</w:t>
+        <w:t>current flows through it?</w:t>
       </w:r>
     </w:p>
     <w:p>
@@ -2015,7 +2015,7 @@
           <w:rFonts w:ascii="Times New Roman" w:hAnsi="Times New Roman" w:eastAsia="Times New Roman" w:cs="Times New Roman"/>
           <w:sz w:val="19"/>
         </w:rPr>
-        <w:t xml:space="preserve">(Chapter 23, Section (9) Inductance - cp1e_ch23_ex8)</w:t>
+        <w:t>(Chapter 23, Section (9) Inductance - cp1e_ch23_ex8)</w:t>
       </w:r>
     </w:p>
     <w:p>
@@ -2412,7 +2412,7 @@
           <w:rFonts w:ascii="Times New Roman" w:hAnsi="Times New Roman" w:eastAsia="Times New Roman" w:cs="Times New Roman"/>
           <w:sz w:val="19"/>
         </w:rPr>
-        <w:t xml:space="preserve">ANSWER: ____________________________</w:t>
+        <w:t>ANSWER: ____________________________</w:t>
       </w:r>
       <w:r>
         <w:rPr>
@@ -2458,7 +2458,7 @@
           <w:rFonts w:ascii="Times New Roman" w:hAnsi="Times New Roman" w:eastAsia="Times New Roman" w:cs="Times New Roman"/>
           <w:sz w:val="19"/>
         </w:rPr>
-        <w:t xml:space="preserve">Calculate the self-inductance of a</w:t>
+        <w:t>Calculate the self-inductance of a</w:t>
       </w:r>
       <w:r>
         <w:rPr>
@@ -2487,7 +2487,7 @@
           <w:rFonts w:ascii="Times New Roman" w:hAnsi="Times New Roman" w:eastAsia="Times New Roman" w:cs="Times New Roman"/>
           <w:sz w:val="19"/>
         </w:rPr>
-        <w:t xml:space="preserve">-long,</w:t>
+        <w:t>-long,</w:t>
       </w:r>
       <w:r>
         <w:rPr>
@@ -2516,7 +2516,7 @@
           <w:rFonts w:ascii="Times New Roman" w:hAnsi="Times New Roman" w:eastAsia="Times New Roman" w:cs="Times New Roman"/>
           <w:sz w:val="19"/>
         </w:rPr>
-        <w:t xml:space="preserve">-diameter solenoid that has</w:t>
+        <w:t>-diameter solenoid that has</w:t>
       </w:r>
       <w:r>
         <w:rPr>
@@ -2542,7 +2542,7 @@
           <w:rFonts w:ascii="Times New Roman" w:hAnsi="Times New Roman" w:eastAsia="Times New Roman" w:cs="Times New Roman"/>
           <w:sz w:val="19"/>
         </w:rPr>
-        <w:t xml:space="preserve">coils.</w:t>
+        <w:t>coils.</w:t>
       </w:r>
     </w:p>
     <w:p>
@@ -2558,7 +2558,7 @@
           <w:rFonts w:ascii="Times New Roman" w:hAnsi="Times New Roman" w:eastAsia="Times New Roman" w:cs="Times New Roman"/>
           <w:sz w:val="19"/>
         </w:rPr>
-        <w:t xml:space="preserve">(Chapter 23, Section (9) Inductance - cp1e_ch23_ex7)</w:t>
+        <w:t>(Chapter 23, Section (9) Inductance - cp1e_ch23_ex7)</w:t>
       </w:r>
     </w:p>
     <w:p>
@@ -2955,7 +2955,7 @@
           <w:rFonts w:ascii="Times New Roman" w:hAnsi="Times New Roman" w:eastAsia="Times New Roman" w:cs="Times New Roman"/>
           <w:sz w:val="19"/>
         </w:rPr>
-        <w:t xml:space="preserve">ANSWER: ____________________________</w:t>
+        <w:t>ANSWER: ____________________________</w:t>
       </w:r>
       <w:r>
         <w:rPr>
@@ -3001,7 +3001,7 @@
           <w:rFonts w:ascii="Times New Roman" w:hAnsi="Times New Roman" w:eastAsia="Times New Roman" w:cs="Times New Roman"/>
           <w:sz w:val="19"/>
         </w:rPr>
-        <w:t xml:space="preserve">Suppose a</w:t>
+        <w:t>Suppose a</w:t>
       </w:r>
       <w:r>
         <w:rPr>
@@ -3026,7 +3026,7 @@
           <w:rFonts w:ascii="Times New Roman" w:hAnsi="Times New Roman" w:eastAsia="Times New Roman" w:cs="Times New Roman"/>
           <w:sz w:val="19"/>
         </w:rPr>
-        <w:t xml:space="preserve">-turn coil lies in the plane of the page in a uniform magnetic field that is directed into the page. The coil originally has an area of</w:t>
+        <w:t>-turn coil lies in the plane of the page in a uniform magnetic field that is directed into the page. The coil originally has an area of</w:t>
       </w:r>
       <w:r>
         <w:rPr>
@@ -3064,7 +3064,7 @@
           <w:rFonts w:ascii="Times New Roman" w:hAnsi="Times New Roman" w:eastAsia="Times New Roman" w:cs="Times New Roman"/>
           <w:sz w:val="19"/>
         </w:rPr>
-        <w:t xml:space="preserve">. It is then stretched for</w:t>
+        <w:t>. It is then stretched for</w:t>
       </w:r>
       <w:r>
         <w:rPr>
@@ -3100,7 +3100,7 @@
           <w:rFonts w:ascii="Times New Roman" w:hAnsi="Times New Roman" w:eastAsia="Times New Roman" w:cs="Times New Roman"/>
           <w:sz w:val="19"/>
         </w:rPr>
-        <w:t xml:space="preserve">until it has no area. What is the magnitude of the induced emf if the uniform magnetic field has a strength of</w:t>
+        <w:t>until it has no area. What is the magnitude of the induced emf if the uniform magnetic field has a strength of</w:t>
       </w:r>
       <w:r>
         <w:rPr>
@@ -3129,7 +3129,7 @@
           <w:rFonts w:ascii="Times New Roman" w:hAnsi="Times New Roman" w:eastAsia="Times New Roman" w:cs="Times New Roman"/>
           <w:sz w:val="19"/>
         </w:rPr>
-        <w:t xml:space="preserve">?</w:t>
+        <w:t>?</w:t>
       </w:r>
     </w:p>
     <w:p>
@@ -3145,7 +3145,7 @@
           <w:rFonts w:ascii="Times New Roman" w:hAnsi="Times New Roman" w:eastAsia="Times New Roman" w:cs="Times New Roman"/>
           <w:sz w:val="19"/>
         </w:rPr>
-        <w:t xml:space="preserve">(Chapter 23, Section (2) Faraday’s Law of Induction: Lenz’s Law - cp1e_ch23_p8)</w:t>
+        <w:t>(Chapter 23, Section (2) Faraday’s Law of Induction: Lenz’s Law - cp1e_ch23_p8)</w:t>
       </w:r>
     </w:p>
     <w:p>
@@ -3542,7 +3542,7 @@
           <w:rFonts w:ascii="Times New Roman" w:hAnsi="Times New Roman" w:eastAsia="Times New Roman" w:cs="Times New Roman"/>
           <w:sz w:val="19"/>
         </w:rPr>
-        <w:t xml:space="preserve">ANSWER: ____________________________</w:t>
+        <w:t>ANSWER: ____________________________</w:t>
       </w:r>
       <w:r>
         <w:rPr>
@@ -3588,7 +3588,7 @@
           <w:rFonts w:ascii="Times New Roman" w:hAnsi="Times New Roman" w:eastAsia="Times New Roman" w:cs="Times New Roman"/>
           <w:sz w:val="19"/>
         </w:rPr>
-        <w:t xml:space="preserve">A battery charger meant for a series connection of several nickel-cadmium batteries needs to have a</w:t>
+        <w:t>A battery charger meant for a series connection of several nickel-cadmium batteries needs to have a</w:t>
       </w:r>
       <w:r>
         <w:rPr>
@@ -3627,7 +3627,7 @@
           <w:rFonts w:ascii="Times New Roman" w:hAnsi="Times New Roman" w:eastAsia="Times New Roman" w:cs="Times New Roman"/>
           <w:sz w:val="19"/>
         </w:rPr>
-        <w:t xml:space="preserve">output to charge the batteries. It uses a step-down transformer with a</w:t>
+        <w:t>output to charge the batteries. It uses a step-down transformer with a</w:t>
       </w:r>
       <w:r>
         <w:rPr>
@@ -3646,7 +3646,7 @@
           <w:rFonts w:ascii="Times New Roman" w:hAnsi="Times New Roman" w:eastAsia="Times New Roman" w:cs="Times New Roman"/>
           <w:sz w:val="19"/>
         </w:rPr>
-        <w:t xml:space="preserve">-loop primary and a</w:t>
+        <w:t>-loop primary and a</w:t>
       </w:r>
       <w:r>
         <w:rPr>
@@ -3679,7 +3679,7 @@
           <w:rFonts w:ascii="Times New Roman" w:hAnsi="Times New Roman" w:eastAsia="Times New Roman" w:cs="Times New Roman"/>
           <w:sz w:val="19"/>
         </w:rPr>
-        <w:t xml:space="preserve">input. If the charging current is</w:t>
+        <w:t>input. If the charging current is</w:t>
       </w:r>
       <w:r>
         <w:rPr>
@@ -3714,7 +3714,7 @@
           <w:rFonts w:ascii="Times New Roman" w:hAnsi="Times New Roman" w:eastAsia="Times New Roman" w:cs="Times New Roman"/>
           <w:sz w:val="19"/>
         </w:rPr>
-        <w:t xml:space="preserve">, what is the input current?</w:t>
+        <w:t>, what is the input current?</w:t>
       </w:r>
     </w:p>
     <w:p>
@@ -3730,7 +3730,7 @@
           <w:rFonts w:ascii="Times New Roman" w:hAnsi="Times New Roman" w:eastAsia="Times New Roman" w:cs="Times New Roman"/>
           <w:sz w:val="19"/>
         </w:rPr>
-        <w:t xml:space="preserve">(Chapter 23, Section (7) Transformers - cp1e_ch23_ex6)</w:t>
+        <w:t>(Chapter 23, Section (7) Transformers - cp1e_ch23_ex6)</w:t>
       </w:r>
     </w:p>
     <w:p>
@@ -4127,7 +4127,7 @@
           <w:rFonts w:ascii="Times New Roman" w:hAnsi="Times New Roman" w:eastAsia="Times New Roman" w:cs="Times New Roman"/>
           <w:sz w:val="19"/>
         </w:rPr>
-        <w:t xml:space="preserve">ANSWER: ____________________________</w:t>
+        <w:t>ANSWER: ____________________________</w:t>
       </w:r>
       <w:r>
         <w:rPr>
@@ -4173,7 +4173,7 @@
           <w:rFonts w:ascii="Times New Roman" w:hAnsi="Times New Roman" w:eastAsia="Times New Roman" w:cs="Times New Roman"/>
           <w:sz w:val="19"/>
         </w:rPr>
-        <w:t xml:space="preserve">On its highest power setting, a</w:t>
+        <w:t>On its highest power setting, a</w:t>
       </w:r>
       <w:r>
         <w:rPr>
@@ -4206,7 +4206,7 @@
           <w:rFonts w:ascii="Times New Roman" w:hAnsi="Times New Roman" w:eastAsia="Times New Roman" w:cs="Times New Roman"/>
           <w:sz w:val="19"/>
         </w:rPr>
-        <w:t xml:space="preserve">microwave oven projects microwaves onto a</w:t>
+        <w:t>microwave oven projects microwaves onto a</w:t>
       </w:r>
       <w:r>
         <w:rPr>
@@ -4232,7 +4232,7 @@
           <w:rFonts w:ascii="Times New Roman" w:hAnsi="Times New Roman" w:eastAsia="Times New Roman" w:cs="Times New Roman"/>
           <w:sz w:val="19"/>
         </w:rPr>
-        <w:t xml:space="preserve">-by-</w:t>
+        <w:t>-by-</w:t>
       </w:r>
       <m:oMath>
         <m:r>
@@ -4258,7 +4258,7 @@
           <w:rFonts w:ascii="Times New Roman" w:hAnsi="Times New Roman" w:eastAsia="Times New Roman" w:cs="Times New Roman"/>
           <w:sz w:val="19"/>
         </w:rPr>
-        <w:t xml:space="preserve">area. Calculate the peak electric-field strength in the electromagnetic waves emitted by the microwave oven.</w:t>
+        <w:t>area. Calculate the peak electric-field strength in the electromagnetic waves emitted by the microwave oven.</w:t>
       </w:r>
     </w:p>
     <w:p>
@@ -4274,7 +4274,7 @@
           <w:rFonts w:ascii="Times New Roman" w:hAnsi="Times New Roman" w:eastAsia="Times New Roman" w:cs="Times New Roman"/>
           <w:sz w:val="19"/>
         </w:rPr>
-        <w:t xml:space="preserve">(Chapter 24, Section (4) Energy in Electromagnetic Waves - cp1e_ch24_ex4)</w:t>
+        <w:t>(Chapter 24, Section (4) Energy in Electromagnetic Waves - cp1e_ch24_ex4)</w:t>
       </w:r>
     </w:p>
     <w:p>
@@ -4671,7 +4671,7 @@
           <w:rFonts w:ascii="Times New Roman" w:hAnsi="Times New Roman" w:eastAsia="Times New Roman" w:cs="Times New Roman"/>
           <w:sz w:val="19"/>
         </w:rPr>
-        <w:t xml:space="preserve">ANSWER: ____________________________</w:t>
+        <w:t>ANSWER: ____________________________</w:t>
       </w:r>
       <w:r>
         <w:rPr>
@@ -4717,7 +4717,7 @@
           <w:rFonts w:ascii="Times New Roman" w:hAnsi="Times New Roman" w:eastAsia="Times New Roman" w:cs="Times New Roman"/>
           <w:sz w:val="19"/>
         </w:rPr>
-        <w:t xml:space="preserve">Suppose a</w:t>
+        <w:t>Suppose a</w:t>
       </w:r>
       <w:r>
         <w:rPr>
@@ -4750,7 +4750,7 @@
           <w:rFonts w:ascii="Times New Roman" w:hAnsi="Times New Roman" w:eastAsia="Times New Roman" w:cs="Times New Roman"/>
           <w:sz w:val="19"/>
         </w:rPr>
-        <w:t xml:space="preserve">inductor is in series with a</w:t>
+        <w:t>inductor is in series with a</w:t>
       </w:r>
       <w:r>
         <w:rPr>
@@ -4789,7 +4789,7 @@
           <w:rFonts w:ascii="Times New Roman" w:hAnsi="Times New Roman" w:eastAsia="Times New Roman" w:cs="Times New Roman"/>
           <w:sz w:val="19"/>
         </w:rPr>
-        <w:t xml:space="preserve">resistor and a current of</w:t>
+        <w:t>resistor and a current of</w:t>
       </w:r>
       <w:r>
         <w:rPr>
@@ -4831,7 +4831,7 @@
           <w:rFonts w:ascii="Times New Roman" w:hAnsi="Times New Roman" w:eastAsia="Times New Roman" w:cs="Times New Roman"/>
           <w:sz w:val="19"/>
         </w:rPr>
-        <w:t xml:space="preserve">flows through them. Find the current that flows through the inductor and resistor</w:t>
+        <w:t>flows through them. Find the current that flows through the inductor and resistor</w:t>
       </w:r>
       <w:r>
         <w:rPr>
@@ -4867,7 +4867,7 @@
           <w:rFonts w:ascii="Times New Roman" w:hAnsi="Times New Roman" w:eastAsia="Times New Roman" w:cs="Times New Roman"/>
           <w:sz w:val="19"/>
         </w:rPr>
-        <w:t xml:space="preserve">after the battery is disconnected.</w:t>
+        <w:t>after the battery is disconnected.</w:t>
       </w:r>
     </w:p>
     <w:p>
@@ -4883,7 +4883,7 @@
           <w:rFonts w:ascii="Times New Roman" w:hAnsi="Times New Roman" w:eastAsia="Times New Roman" w:cs="Times New Roman"/>
           <w:sz w:val="19"/>
         </w:rPr>
-        <w:t xml:space="preserve">(Chapter 23, Section (10) RL Circuits - cp1e_ch23_ex9b)</w:t>
+        <w:t>(Chapter 23, Section (10) RL Circuits - cp1e_ch23_ex9b)</w:t>
       </w:r>
     </w:p>
     <w:p>
@@ -5280,7 +5280,7 @@
           <w:rFonts w:ascii="Times New Roman" w:hAnsi="Times New Roman" w:eastAsia="Times New Roman" w:cs="Times New Roman"/>
           <w:sz w:val="19"/>
         </w:rPr>
-        <w:t xml:space="preserve">ANSWER: ____________________________</w:t>
+        <w:t>ANSWER: ____________________________</w:t>
       </w:r>
       <w:r>
         <w:rPr>
@@ -5326,7 +5326,7 @@
           <w:rFonts w:ascii="Times New Roman" w:hAnsi="Times New Roman" w:eastAsia="Times New Roman" w:cs="Times New Roman"/>
           <w:sz w:val="19"/>
         </w:rPr>
-        <w:t xml:space="preserve">A generator coil is rotated</w:t>
+        <w:t>A generator coil is rotated</w:t>
       </w:r>
       <w:r>
         <w:rPr>
@@ -5362,7 +5362,7 @@
           <w:rFonts w:ascii="Times New Roman" w:hAnsi="Times New Roman" w:eastAsia="Times New Roman" w:cs="Times New Roman"/>
           <w:sz w:val="19"/>
         </w:rPr>
-        <w:t xml:space="preserve">in</w:t>
+        <w:t>in</w:t>
       </w:r>
       <w:r>
         <w:rPr>
@@ -5397,7 +5397,7 @@
           <w:rFonts w:ascii="Times New Roman" w:hAnsi="Times New Roman" w:eastAsia="Times New Roman" w:cs="Times New Roman"/>
           <w:sz w:val="19"/>
         </w:rPr>
-        <w:t xml:space="preserve">. The</w:t>
+        <w:t>. The</w:t>
       </w:r>
       <w:r>
         <w:rPr>
@@ -5422,7 +5422,7 @@
           <w:rFonts w:ascii="Times New Roman" w:hAnsi="Times New Roman" w:eastAsia="Times New Roman" w:cs="Times New Roman"/>
           <w:sz w:val="19"/>
         </w:rPr>
-        <w:t xml:space="preserve">-turn circular coil has a</w:t>
+        <w:t>-turn circular coil has a</w:t>
       </w:r>
       <w:r>
         <w:rPr>
@@ -5455,7 +5455,7 @@
           <w:rFonts w:ascii="Times New Roman" w:hAnsi="Times New Roman" w:eastAsia="Times New Roman" w:cs="Times New Roman"/>
           <w:sz w:val="19"/>
         </w:rPr>
-        <w:t xml:space="preserve">radius and is in a uniform</w:t>
+        <w:t>radius and is in a uniform</w:t>
       </w:r>
       <w:r>
         <w:rPr>
@@ -5488,7 +5488,7 @@
           <w:rFonts w:ascii="Times New Roman" w:hAnsi="Times New Roman" w:eastAsia="Times New Roman" w:cs="Times New Roman"/>
           <w:sz w:val="19"/>
         </w:rPr>
-        <w:t xml:space="preserve">magnetic field. What is the average emf that is induced?</w:t>
+        <w:t>magnetic field. What is the average emf that is induced?</w:t>
       </w:r>
     </w:p>
     <w:p>
@@ -5504,7 +5504,7 @@
           <w:rFonts w:ascii="Times New Roman" w:hAnsi="Times New Roman" w:eastAsia="Times New Roman" w:cs="Times New Roman"/>
           <w:sz w:val="19"/>
         </w:rPr>
-        <w:t xml:space="preserve">(Chapter 23, Section (5) Electric Generators - cp1e_ch23_ex3)</w:t>
+        <w:t>(Chapter 23, Section (5) Electric Generators - cp1e_ch23_ex3)</w:t>
       </w:r>
     </w:p>
     <w:p>
@@ -5901,7 +5901,7 @@
           <w:rFonts w:ascii="Times New Roman" w:hAnsi="Times New Roman" w:eastAsia="Times New Roman" w:cs="Times New Roman"/>
           <w:sz w:val="19"/>
         </w:rPr>
-        <w:t xml:space="preserve">ANSWER: ____________________________</w:t>
+        <w:t>ANSWER: ____________________________</w:t>
       </w:r>
       <w:r>
         <w:rPr>
@@ -5947,7 +5947,7 @@
           <w:rFonts w:ascii="Times New Roman" w:hAnsi="Times New Roman" w:eastAsia="Times New Roman" w:cs="Times New Roman"/>
           <w:sz w:val="19"/>
         </w:rPr>
-        <w:t xml:space="preserve">What is the characteristic time constant for a</w:t>
+        <w:t>What is the characteristic time constant for a</w:t>
       </w:r>
       <w:r>
         <w:rPr>
@@ -5980,7 +5980,7 @@
           <w:rFonts w:ascii="Times New Roman" w:hAnsi="Times New Roman" w:eastAsia="Times New Roman" w:cs="Times New Roman"/>
           <w:sz w:val="19"/>
         </w:rPr>
-        <w:t xml:space="preserve">inductor in series with a</w:t>
+        <w:t>inductor in series with a</w:t>
       </w:r>
       <w:r>
         <w:rPr>
@@ -6019,7 +6019,7 @@
           <w:rFonts w:ascii="Times New Roman" w:hAnsi="Times New Roman" w:eastAsia="Times New Roman" w:cs="Times New Roman"/>
           <w:sz w:val="19"/>
         </w:rPr>
-        <w:t xml:space="preserve">resistor?</w:t>
+        <w:t>resistor?</w:t>
       </w:r>
     </w:p>
     <w:p>
@@ -6035,7 +6035,7 @@
           <w:rFonts w:ascii="Times New Roman" w:hAnsi="Times New Roman" w:eastAsia="Times New Roman" w:cs="Times New Roman"/>
           <w:sz w:val="19"/>
         </w:rPr>
-        <w:t xml:space="preserve">(Chapter 23, Section (10) RL Circuits - cp1e_ch23_ex9)</w:t>
+        <w:t>(Chapter 23, Section (10) RL Circuits - cp1e_ch23_ex9)</w:t>
       </w:r>
     </w:p>
     <w:p>
@@ -6432,7 +6432,7 @@
           <w:rFonts w:ascii="Times New Roman" w:hAnsi="Times New Roman" w:eastAsia="Times New Roman" w:cs="Times New Roman"/>
           <w:sz w:val="19"/>
         </w:rPr>
-        <w:t xml:space="preserve">ANSWER: ____________________________</w:t>
+        <w:t>ANSWER: ____________________________</w:t>
       </w:r>
       <w:r>
         <w:rPr>
@@ -6478,7 +6478,7 @@
           <w:rFonts w:ascii="Times New Roman" w:hAnsi="Times New Roman" w:eastAsia="Times New Roman" w:cs="Times New Roman"/>
           <w:sz w:val="19"/>
         </w:rPr>
-        <w:t xml:space="preserve">What is the maximum strength of the magnetic field in an electromagnetic wave that has a maximum electric-field strength of</w:t>
+        <w:t>What is the maximum strength of the magnetic field in an electromagnetic wave that has a maximum electric-field strength of</w:t>
       </w:r>
       <w:r>
         <w:rPr>
@@ -6507,7 +6507,7 @@
           <w:rFonts w:ascii="Times New Roman" w:hAnsi="Times New Roman" w:eastAsia="Times New Roman" w:cs="Times New Roman"/>
           <w:sz w:val="19"/>
         </w:rPr>
-        <w:t xml:space="preserve">?</w:t>
+        <w:t>?</w:t>
       </w:r>
     </w:p>
     <w:p>
@@ -6523,7 +6523,7 @@
           <w:rFonts w:ascii="Times New Roman" w:hAnsi="Times New Roman" w:eastAsia="Times New Roman" w:cs="Times New Roman"/>
           <w:sz w:val="19"/>
         </w:rPr>
-        <w:t xml:space="preserve">(Chapter 24, Section (2) Production of Elecromagnetic Waves - cp1e_ch24_ex1)</w:t>
+        <w:t>(Chapter 24, Section (2) Production of Elecromagnetic Waves - cp1e_ch24_ex1)</w:t>
       </w:r>
     </w:p>
     <w:p>
@@ -6920,7 +6920,7 @@
           <w:rFonts w:ascii="Times New Roman" w:hAnsi="Times New Roman" w:eastAsia="Times New Roman" w:cs="Times New Roman"/>
           <w:sz w:val="19"/>
         </w:rPr>
-        <w:t xml:space="preserve">ANSWER: ____________________________</w:t>
+        <w:t>ANSWER: ____________________________</w:t>
       </w:r>
       <w:r>
         <w:rPr>
@@ -6963,7 +6963,7 @@
           <w:rFonts w:ascii="Times New Roman" w:hAnsi="Times New Roman" w:eastAsia="Times New Roman" w:cs="Times New Roman"/>
           <w:sz w:val="19"/>
         </w:rPr>
-        <w:t xml:space="preserve">cp1e: College Physics (1st Edition) by OpenStax</w:t>
+        <w:t>cp1e: College Physics (1st Edition) by OpenStax</w:t>
       </w:r>
     </w:p>
     <w:p>
@@ -6976,7 +6976,7 @@
           <w:rFonts w:ascii="Times New Roman" w:hAnsi="Times New Roman" w:eastAsia="Times New Roman" w:cs="Times New Roman"/>
           <w:sz w:val="19"/>
         </w:rPr>
-        <w:t xml:space="preserve">PSE_Serway_4e: Physics for Scientists and Engineers (4th Edition) by Serway</w:t>
+        <w:t>PSE_Serway_4e: Physics for Scientists and Engineers (4th Edition) by Serway</w:t>
       </w:r>
     </w:p>
     <w:p>
@@ -6989,7 +6989,7 @@
           <w:rFonts w:ascii="Times New Roman" w:hAnsi="Times New Roman" w:eastAsia="Times New Roman" w:cs="Times New Roman"/>
           <w:sz w:val="19"/>
         </w:rPr>
-        <w:t xml:space="preserve">tkd: I did not refer to anything while writing this question</w:t>
+        <w:t>tkd: I did not refer to anything while writing this question</w:t>
       </w:r>
     </w:p>
     <w:sectPr>

--- a/courses/phy214/practice-exams/e5/phy214-practice-exam-5-ch-23-24-v1.docx
+++ b/courses/phy214/practice-exams/e5/phy214-practice-exam-5-ch-23-24-v1.docx
@@ -12,7 +12,7 @@
           <w:rFonts w:ascii="Times New Roman" w:hAnsi="Times New Roman" w:eastAsia="Times New Roman" w:cs="Times New Roman"/>
           <w:sz w:val="19"/>
         </w:rPr>
-        <w:t>PHY202 Practice Exam on chapter(s): 23, 24</w:t>
+        <w:t xml:space="preserve">PHY202 Practice Exam on chapter(s): 23, 24</w:t>
       </w:r>
     </w:p>
     <w:p>
@@ -38,7 +38,7 @@
           <w:rFonts w:ascii="Times New Roman" w:hAnsi="Times New Roman" w:eastAsia="Times New Roman" w:cs="Times New Roman"/>
           <w:sz w:val="19"/>
         </w:rPr>
-        <w:t>Name:_____________________________________________________________________</w:t>
+        <w:t xml:space="preserve">Name:_____________________________________________________________________</w:t>
       </w:r>
     </w:p>
     <w:p>
@@ -64,7 +64,7 @@
           <w:rFonts w:ascii="Times New Roman" w:hAnsi="Times New Roman" w:eastAsia="Times New Roman" w:cs="Times New Roman"/>
           <w:sz w:val="19"/>
         </w:rPr>
-        <w:t>These questions assess your understanding of the material from Chapter(s) 23, 24 of OpenStax College Physics. Please write your name on the sheets of paper that you use. Carefully read each question. Credit is only awarded if you answer correctly and clearly show all major steps necessary to find your answer; credit is not awarded for missing work, unclear work, or the use of memorized equations absent from the equation sheet. Half credit may be awarded for insufficient work that suggests some degree of understanding. Half credit is awarded for correct numerical answers with incorrect or missing units. Correct numerical answers do not guarantee credit.</w:t>
+        <w:t xml:space="preserve">These questions assess your understanding of the material from Chapter(s) 23, 24 of OpenStax College Physics. Please write your name on the sheets of paper that you use. Carefully read each question. Credit is only awarded if you answer correctly and clearly show all major steps necessary to find your answer; credit is not awarded for missing work, unclear work, or the use of memorized equations absent from the equation sheet. Half credit may be awarded for insufficient work that suggests some degree of understanding. Half credit is awarded for correct numerical answers with incorrect or missing units. Correct numerical answers do not guarantee credit.</w:t>
       </w:r>
     </w:p>
     <w:p>
@@ -90,7 +90,7 @@
           <w:rFonts w:ascii="Times New Roman" w:hAnsi="Times New Roman" w:eastAsia="Times New Roman" w:cs="Times New Roman"/>
           <w:sz w:val="19"/>
         </w:rPr>
-        <w:t>Note that I provide references on practice exams so you can find additional help if you cannot solve a problem; I do not give this information on in-class exams. The related chapter and section are provided after each question. E.g. "(Chapter 18, Section (5) Electric Field Lines - cp1e_ex18_4)" means that the question was inspired by OpenStax College Physics First Edition’s Chapter 18, Example 4, which is found within Chapter 18, Section 5. See the end of this practice exam for a list of the sources.</w:t>
+        <w:t xml:space="preserve">Note that I provide references on practice exams so you can find additional help if you cannot solve a problem; I do not give this information on in-class exams. The related chapter and section are provided after each question. E.g. "(Chapter 18, Section (5) Electric Field Lines - cp1e_ex18_4)" means that the question was inspired by OpenStax College Physics First Edition’s Chapter 18, Example 4, which is found within Chapter 18, Section 5. See the end of this practice exam for a list of the sources.</w:t>
       </w:r>
     </w:p>
     <w:p>
@@ -119,7 +119,7 @@
           <w:rFonts w:ascii="Times New Roman" w:hAnsi="Times New Roman" w:eastAsia="Times New Roman" w:cs="Times New Roman"/>
           <w:sz w:val="19"/>
         </w:rPr>
-        <w:t>Calculate the motional emf induced along a</w:t>
+        <w:t xml:space="preserve">Calculate the motional emf induced along a</w:t>
       </w:r>
       <w:r>
         <w:rPr>
@@ -151,7 +151,7 @@
           <w:rFonts w:ascii="Times New Roman" w:hAnsi="Times New Roman" w:eastAsia="Times New Roman" w:cs="Times New Roman"/>
           <w:sz w:val="19"/>
         </w:rPr>
-        <w:t>-long conducting object moving at an orbital speed of</w:t>
+        <w:t xml:space="preserve">-long conducting object moving at an orbital speed of</w:t>
       </w:r>
       <w:r>
         <w:rPr>
@@ -203,7 +203,7 @@
           <w:rFonts w:ascii="Times New Roman" w:hAnsi="Times New Roman" w:eastAsia="Times New Roman" w:cs="Times New Roman"/>
           <w:sz w:val="19"/>
         </w:rPr>
-        <w:t>perpendicular to Earth’s</w:t>
+        <w:t xml:space="preserve">perpendicular to Earth’s</w:t>
       </w:r>
       <w:r>
         <w:rPr>
@@ -242,7 +242,7 @@
           <w:rFonts w:ascii="Times New Roman" w:hAnsi="Times New Roman" w:eastAsia="Times New Roman" w:cs="Times New Roman"/>
           <w:sz w:val="19"/>
         </w:rPr>
-        <w:t>magnetic field.</w:t>
+        <w:t xml:space="preserve">magnetic field.</w:t>
       </w:r>
     </w:p>
     <w:p>
@@ -258,7 +258,7 @@
           <w:rFonts w:ascii="Times New Roman" w:hAnsi="Times New Roman" w:eastAsia="Times New Roman" w:cs="Times New Roman"/>
           <w:sz w:val="19"/>
         </w:rPr>
-        <w:t>(Chapter 23, Section (3) Motional EMF - cp1e_ch23_ex2)</w:t>
+        <w:t xml:space="preserve">(Chapter 23, Section (3) Motional EMF - cp1e_ch23_ex2)</w:t>
       </w:r>
     </w:p>
     <w:p>
@@ -655,7 +655,7 @@
           <w:rFonts w:ascii="Times New Roman" w:hAnsi="Times New Roman" w:eastAsia="Times New Roman" w:cs="Times New Roman"/>
           <w:sz w:val="19"/>
         </w:rPr>
-        <w:t>ANSWER: ____________________________</w:t>
+        <w:t xml:space="preserve">ANSWER: ____________________________</w:t>
       </w:r>
       <w:r>
         <w:rPr>
@@ -701,7 +701,7 @@
           <w:rFonts w:ascii="Times New Roman" w:hAnsi="Times New Roman" w:eastAsia="Times New Roman" w:cs="Times New Roman"/>
           <w:sz w:val="19"/>
         </w:rPr>
-        <w:t>A portable x-ray unit has a step-up transformer, the</w:t>
+        <w:t xml:space="preserve">A portable x-ray unit has a step-up transformer, the</w:t>
       </w:r>
       <w:r>
         <w:rPr>
@@ -737,7 +737,7 @@
           <w:rFonts w:ascii="Times New Roman" w:hAnsi="Times New Roman" w:eastAsia="Times New Roman" w:cs="Times New Roman"/>
           <w:sz w:val="19"/>
         </w:rPr>
-        <w:t>input of which is transformed to the</w:t>
+        <w:t xml:space="preserve">input of which is transformed to the</w:t>
       </w:r>
       <w:r>
         <w:rPr>
@@ -791,7 +791,7 @@
           <w:rFonts w:ascii="Times New Roman" w:hAnsi="Times New Roman" w:eastAsia="Times New Roman" w:cs="Times New Roman"/>
           <w:sz w:val="19"/>
         </w:rPr>
-        <w:t>output needed by the x-ray tube. The primary has</w:t>
+        <w:t xml:space="preserve">output needed by the x-ray tube. The primary has</w:t>
       </w:r>
       <w:r>
         <w:rPr>
@@ -823,7 +823,7 @@
           <w:rFonts w:ascii="Times New Roman" w:hAnsi="Times New Roman" w:eastAsia="Times New Roman" w:cs="Times New Roman"/>
           <w:sz w:val="19"/>
         </w:rPr>
-        <w:t>loops and draws a current of</w:t>
+        <w:t xml:space="preserve">loops and draws a current of</w:t>
       </w:r>
       <w:r>
         <w:rPr>
@@ -859,7 +859,7 @@
           <w:rFonts w:ascii="Times New Roman" w:hAnsi="Times New Roman" w:eastAsia="Times New Roman" w:cs="Times New Roman"/>
           <w:sz w:val="19"/>
         </w:rPr>
-        <w:t>when in use. Find the current output of the secondary.</w:t>
+        <w:t xml:space="preserve">when in use. Find the current output of the secondary.</w:t>
       </w:r>
     </w:p>
     <w:p>
@@ -875,7 +875,7 @@
           <w:rFonts w:ascii="Times New Roman" w:hAnsi="Times New Roman" w:eastAsia="Times New Roman" w:cs="Times New Roman"/>
           <w:sz w:val="19"/>
         </w:rPr>
-        <w:t>(Chapter 23, Section (7) Transformers - cp1e_ch23_ex5)</w:t>
+        <w:t xml:space="preserve">(Chapter 23, Section (7) Transformers - cp1e_ch23_ex5)</w:t>
       </w:r>
     </w:p>
     <w:p>
@@ -1272,7 +1272,7 @@
           <w:rFonts w:ascii="Times New Roman" w:hAnsi="Times New Roman" w:eastAsia="Times New Roman" w:cs="Times New Roman"/>
           <w:sz w:val="19"/>
         </w:rPr>
-        <w:t>ANSWER: ____________________________</w:t>
+        <w:t xml:space="preserve">ANSWER: ____________________________</w:t>
       </w:r>
       <w:r>
         <w:rPr>
@@ -1318,7 +1318,7 @@
           <w:rFonts w:ascii="Times New Roman" w:hAnsi="Times New Roman" w:eastAsia="Times New Roman" w:cs="Times New Roman"/>
           <w:sz w:val="19"/>
         </w:rPr>
-        <w:t>A generator coil is rotated</w:t>
+        <w:t xml:space="preserve">A generator coil is rotated</w:t>
       </w:r>
       <w:r>
         <w:rPr>
@@ -1354,7 +1354,7 @@
           <w:rFonts w:ascii="Times New Roman" w:hAnsi="Times New Roman" w:eastAsia="Times New Roman" w:cs="Times New Roman"/>
           <w:sz w:val="19"/>
         </w:rPr>
-        <w:t>in</w:t>
+        <w:t xml:space="preserve">in</w:t>
       </w:r>
       <w:r>
         <w:rPr>
@@ -1383,7 +1383,7 @@
           <w:rFonts w:ascii="Times New Roman" w:hAnsi="Times New Roman" w:eastAsia="Times New Roman" w:cs="Times New Roman"/>
           <w:sz w:val="19"/>
         </w:rPr>
-        <w:t>. The</w:t>
+        <w:t xml:space="preserve">. The</w:t>
       </w:r>
       <w:r>
         <w:rPr>
@@ -1402,7 +1402,7 @@
           <w:rFonts w:ascii="Times New Roman" w:hAnsi="Times New Roman" w:eastAsia="Times New Roman" w:cs="Times New Roman"/>
           <w:sz w:val="19"/>
         </w:rPr>
-        <w:t>-turn circular coil has a</w:t>
+        <w:t xml:space="preserve">-turn circular coil has a</w:t>
       </w:r>
       <w:r>
         <w:rPr>
@@ -1435,7 +1435,7 @@
           <w:rFonts w:ascii="Times New Roman" w:hAnsi="Times New Roman" w:eastAsia="Times New Roman" w:cs="Times New Roman"/>
           <w:sz w:val="19"/>
         </w:rPr>
-        <w:t>radius and is in a uniform</w:t>
+        <w:t xml:space="preserve">radius and is in a uniform</w:t>
       </w:r>
       <w:r>
         <w:rPr>
@@ -1468,7 +1468,7 @@
           <w:rFonts w:ascii="Times New Roman" w:hAnsi="Times New Roman" w:eastAsia="Times New Roman" w:cs="Times New Roman"/>
           <w:sz w:val="19"/>
         </w:rPr>
-        <w:t>magnetic field. What is the maximum emf that is induced?</w:t>
+        <w:t xml:space="preserve">magnetic field. What is the maximum emf that is induced?</w:t>
       </w:r>
     </w:p>
     <w:p>
@@ -1484,7 +1484,7 @@
           <w:rFonts w:ascii="Times New Roman" w:hAnsi="Times New Roman" w:eastAsia="Times New Roman" w:cs="Times New Roman"/>
           <w:sz w:val="19"/>
         </w:rPr>
-        <w:t>(Chapter 23, Section (5) Electric Generators - cp1e_ch23_ex4)</w:t>
+        <w:t xml:space="preserve">(Chapter 23, Section (5) Electric Generators - cp1e_ch23_ex4)</w:t>
       </w:r>
     </w:p>
     <w:p>
@@ -1881,7 +1881,7 @@
           <w:rFonts w:ascii="Times New Roman" w:hAnsi="Times New Roman" w:eastAsia="Times New Roman" w:cs="Times New Roman"/>
           <w:sz w:val="19"/>
         </w:rPr>
-        <w:t>ANSWER: ____________________________</w:t>
+        <w:t xml:space="preserve">ANSWER: ____________________________</w:t>
       </w:r>
       <w:r>
         <w:rPr>
@@ -1927,7 +1927,7 @@
           <w:rFonts w:ascii="Times New Roman" w:hAnsi="Times New Roman" w:eastAsia="Times New Roman" w:cs="Times New Roman"/>
           <w:sz w:val="19"/>
         </w:rPr>
-        <w:t>How much energy is stored in a</w:t>
+        <w:t xml:space="preserve">How much energy is stored in a</w:t>
       </w:r>
       <w:r>
         <w:rPr>
@@ -1960,7 +1960,7 @@
           <w:rFonts w:ascii="Times New Roman" w:hAnsi="Times New Roman" w:eastAsia="Times New Roman" w:cs="Times New Roman"/>
           <w:sz w:val="19"/>
         </w:rPr>
-        <w:t>inductor when a</w:t>
+        <w:t xml:space="preserve">inductor when a</w:t>
       </w:r>
       <w:r>
         <w:rPr>
@@ -1999,7 +1999,7 @@
           <w:rFonts w:ascii="Times New Roman" w:hAnsi="Times New Roman" w:eastAsia="Times New Roman" w:cs="Times New Roman"/>
           <w:sz w:val="19"/>
         </w:rPr>
-        <w:t>current flows through it?</w:t>
+        <w:t xml:space="preserve">current flows through it?</w:t>
       </w:r>
     </w:p>
     <w:p>
@@ -2015,7 +2015,7 @@
           <w:rFonts w:ascii="Times New Roman" w:hAnsi="Times New Roman" w:eastAsia="Times New Roman" w:cs="Times New Roman"/>
           <w:sz w:val="19"/>
         </w:rPr>
-        <w:t>(Chapter 23, Section (9) Inductance - cp1e_ch23_ex8)</w:t>
+        <w:t xml:space="preserve">(Chapter 23, Section (9) Inductance - cp1e_ch23_ex8)</w:t>
       </w:r>
     </w:p>
     <w:p>
@@ -2412,7 +2412,7 @@
           <w:rFonts w:ascii="Times New Roman" w:hAnsi="Times New Roman" w:eastAsia="Times New Roman" w:cs="Times New Roman"/>
           <w:sz w:val="19"/>
         </w:rPr>
-        <w:t>ANSWER: ____________________________</w:t>
+        <w:t xml:space="preserve">ANSWER: ____________________________</w:t>
       </w:r>
       <w:r>
         <w:rPr>
@@ -2458,7 +2458,7 @@
           <w:rFonts w:ascii="Times New Roman" w:hAnsi="Times New Roman" w:eastAsia="Times New Roman" w:cs="Times New Roman"/>
           <w:sz w:val="19"/>
         </w:rPr>
-        <w:t>Calculate the self-inductance of a</w:t>
+        <w:t xml:space="preserve">Calculate the self-inductance of a</w:t>
       </w:r>
       <w:r>
         <w:rPr>
@@ -2487,7 +2487,7 @@
           <w:rFonts w:ascii="Times New Roman" w:hAnsi="Times New Roman" w:eastAsia="Times New Roman" w:cs="Times New Roman"/>
           <w:sz w:val="19"/>
         </w:rPr>
-        <w:t>-long,</w:t>
+        <w:t xml:space="preserve">-long,</w:t>
       </w:r>
       <w:r>
         <w:rPr>
@@ -2516,7 +2516,7 @@
           <w:rFonts w:ascii="Times New Roman" w:hAnsi="Times New Roman" w:eastAsia="Times New Roman" w:cs="Times New Roman"/>
           <w:sz w:val="19"/>
         </w:rPr>
-        <w:t>-diameter solenoid that has</w:t>
+        <w:t xml:space="preserve">-diameter solenoid that has</w:t>
       </w:r>
       <w:r>
         <w:rPr>
@@ -2542,7 +2542,7 @@
           <w:rFonts w:ascii="Times New Roman" w:hAnsi="Times New Roman" w:eastAsia="Times New Roman" w:cs="Times New Roman"/>
           <w:sz w:val="19"/>
         </w:rPr>
-        <w:t>coils.</w:t>
+        <w:t xml:space="preserve">coils.</w:t>
       </w:r>
     </w:p>
     <w:p>
@@ -2558,7 +2558,7 @@
           <w:rFonts w:ascii="Times New Roman" w:hAnsi="Times New Roman" w:eastAsia="Times New Roman" w:cs="Times New Roman"/>
           <w:sz w:val="19"/>
         </w:rPr>
-        <w:t>(Chapter 23, Section (9) Inductance - cp1e_ch23_ex7)</w:t>
+        <w:t xml:space="preserve">(Chapter 23, Section (9) Inductance - cp1e_ch23_ex7)</w:t>
       </w:r>
     </w:p>
     <w:p>
@@ -2955,7 +2955,7 @@
           <w:rFonts w:ascii="Times New Roman" w:hAnsi="Times New Roman" w:eastAsia="Times New Roman" w:cs="Times New Roman"/>
           <w:sz w:val="19"/>
         </w:rPr>
-        <w:t>ANSWER: ____________________________</w:t>
+        <w:t xml:space="preserve">ANSWER: ____________________________</w:t>
       </w:r>
       <w:r>
         <w:rPr>
@@ -3001,7 +3001,7 @@
           <w:rFonts w:ascii="Times New Roman" w:hAnsi="Times New Roman" w:eastAsia="Times New Roman" w:cs="Times New Roman"/>
           <w:sz w:val="19"/>
         </w:rPr>
-        <w:t>Suppose a</w:t>
+        <w:t xml:space="preserve">Suppose a</w:t>
       </w:r>
       <w:r>
         <w:rPr>
@@ -3026,7 +3026,7 @@
           <w:rFonts w:ascii="Times New Roman" w:hAnsi="Times New Roman" w:eastAsia="Times New Roman" w:cs="Times New Roman"/>
           <w:sz w:val="19"/>
         </w:rPr>
-        <w:t>-turn coil lies in the plane of the page in a uniform magnetic field that is directed into the page. The coil originally has an area of</w:t>
+        <w:t xml:space="preserve">-turn coil lies in the plane of the page in a uniform magnetic field that is directed into the page. The coil originally has an area of</w:t>
       </w:r>
       <w:r>
         <w:rPr>
@@ -3064,7 +3064,7 @@
           <w:rFonts w:ascii="Times New Roman" w:hAnsi="Times New Roman" w:eastAsia="Times New Roman" w:cs="Times New Roman"/>
           <w:sz w:val="19"/>
         </w:rPr>
-        <w:t>. It is then stretched for</w:t>
+        <w:t xml:space="preserve">. It is then stretched for</w:t>
       </w:r>
       <w:r>
         <w:rPr>
@@ -3100,7 +3100,7 @@
           <w:rFonts w:ascii="Times New Roman" w:hAnsi="Times New Roman" w:eastAsia="Times New Roman" w:cs="Times New Roman"/>
           <w:sz w:val="19"/>
         </w:rPr>
-        <w:t>until it has no area. What is the magnitude of the induced emf if the uniform magnetic field has a strength of</w:t>
+        <w:t xml:space="preserve">until it has no area. What is the magnitude of the induced emf if the uniform magnetic field has a strength of</w:t>
       </w:r>
       <w:r>
         <w:rPr>
@@ -3129,7 +3129,7 @@
           <w:rFonts w:ascii="Times New Roman" w:hAnsi="Times New Roman" w:eastAsia="Times New Roman" w:cs="Times New Roman"/>
           <w:sz w:val="19"/>
         </w:rPr>
-        <w:t>?</w:t>
+        <w:t xml:space="preserve">?</w:t>
       </w:r>
     </w:p>
     <w:p>
@@ -3145,7 +3145,7 @@
           <w:rFonts w:ascii="Times New Roman" w:hAnsi="Times New Roman" w:eastAsia="Times New Roman" w:cs="Times New Roman"/>
           <w:sz w:val="19"/>
         </w:rPr>
-        <w:t>(Chapter 23, Section (2) Faraday’s Law of Induction: Lenz’s Law - cp1e_ch23_p8)</w:t>
+        <w:t xml:space="preserve">(Chapter 23, Section (2) Faraday’s Law of Induction: Lenz’s Law - cp1e_ch23_p8)</w:t>
       </w:r>
     </w:p>
     <w:p>
@@ -3542,7 +3542,7 @@
           <w:rFonts w:ascii="Times New Roman" w:hAnsi="Times New Roman" w:eastAsia="Times New Roman" w:cs="Times New Roman"/>
           <w:sz w:val="19"/>
         </w:rPr>
-        <w:t>ANSWER: ____________________________</w:t>
+        <w:t xml:space="preserve">ANSWER: ____________________________</w:t>
       </w:r>
       <w:r>
         <w:rPr>
@@ -3588,7 +3588,7 @@
           <w:rFonts w:ascii="Times New Roman" w:hAnsi="Times New Roman" w:eastAsia="Times New Roman" w:cs="Times New Roman"/>
           <w:sz w:val="19"/>
         </w:rPr>
-        <w:t>A battery charger meant for a series connection of several nickel-cadmium batteries needs to have a</w:t>
+        <w:t xml:space="preserve">A battery charger meant for a series connection of several nickel-cadmium batteries needs to have a</w:t>
       </w:r>
       <w:r>
         <w:rPr>
@@ -3627,7 +3627,7 @@
           <w:rFonts w:ascii="Times New Roman" w:hAnsi="Times New Roman" w:eastAsia="Times New Roman" w:cs="Times New Roman"/>
           <w:sz w:val="19"/>
         </w:rPr>
-        <w:t>output to charge the batteries. It uses a step-down transformer with a</w:t>
+        <w:t xml:space="preserve">output to charge the batteries. It uses a step-down transformer with a</w:t>
       </w:r>
       <w:r>
         <w:rPr>
@@ -3646,7 +3646,7 @@
           <w:rFonts w:ascii="Times New Roman" w:hAnsi="Times New Roman" w:eastAsia="Times New Roman" w:cs="Times New Roman"/>
           <w:sz w:val="19"/>
         </w:rPr>
-        <w:t>-loop primary and a</w:t>
+        <w:t xml:space="preserve">-loop primary and a</w:t>
       </w:r>
       <w:r>
         <w:rPr>
@@ -3679,7 +3679,7 @@
           <w:rFonts w:ascii="Times New Roman" w:hAnsi="Times New Roman" w:eastAsia="Times New Roman" w:cs="Times New Roman"/>
           <w:sz w:val="19"/>
         </w:rPr>
-        <w:t>input. If the charging current is</w:t>
+        <w:t xml:space="preserve">input. If the charging current is</w:t>
       </w:r>
       <w:r>
         <w:rPr>
@@ -3714,7 +3714,7 @@
           <w:rFonts w:ascii="Times New Roman" w:hAnsi="Times New Roman" w:eastAsia="Times New Roman" w:cs="Times New Roman"/>
           <w:sz w:val="19"/>
         </w:rPr>
-        <w:t>, what is the input current?</w:t>
+        <w:t xml:space="preserve">, what is the input current?</w:t>
       </w:r>
     </w:p>
     <w:p>
@@ -3730,7 +3730,7 @@
           <w:rFonts w:ascii="Times New Roman" w:hAnsi="Times New Roman" w:eastAsia="Times New Roman" w:cs="Times New Roman"/>
           <w:sz w:val="19"/>
         </w:rPr>
-        <w:t>(Chapter 23, Section (7) Transformers - cp1e_ch23_ex6)</w:t>
+        <w:t xml:space="preserve">(Chapter 23, Section (7) Transformers - cp1e_ch23_ex6)</w:t>
       </w:r>
     </w:p>
     <w:p>
@@ -4127,7 +4127,7 @@
           <w:rFonts w:ascii="Times New Roman" w:hAnsi="Times New Roman" w:eastAsia="Times New Roman" w:cs="Times New Roman"/>
           <w:sz w:val="19"/>
         </w:rPr>
-        <w:t>ANSWER: ____________________________</w:t>
+        <w:t xml:space="preserve">ANSWER: ____________________________</w:t>
       </w:r>
       <w:r>
         <w:rPr>
@@ -4173,7 +4173,7 @@
           <w:rFonts w:ascii="Times New Roman" w:hAnsi="Times New Roman" w:eastAsia="Times New Roman" w:cs="Times New Roman"/>
           <w:sz w:val="19"/>
         </w:rPr>
-        <w:t>On its highest power setting, a</w:t>
+        <w:t xml:space="preserve">On its highest power setting, a</w:t>
       </w:r>
       <w:r>
         <w:rPr>
@@ -4206,7 +4206,7 @@
           <w:rFonts w:ascii="Times New Roman" w:hAnsi="Times New Roman" w:eastAsia="Times New Roman" w:cs="Times New Roman"/>
           <w:sz w:val="19"/>
         </w:rPr>
-        <w:t>microwave oven projects microwaves onto a</w:t>
+        <w:t xml:space="preserve">microwave oven projects microwaves onto a</w:t>
       </w:r>
       <w:r>
         <w:rPr>
@@ -4232,7 +4232,7 @@
           <w:rFonts w:ascii="Times New Roman" w:hAnsi="Times New Roman" w:eastAsia="Times New Roman" w:cs="Times New Roman"/>
           <w:sz w:val="19"/>
         </w:rPr>
-        <w:t>-by-</w:t>
+        <w:t xml:space="preserve">-by-</w:t>
       </w:r>
       <m:oMath>
         <m:r>
@@ -4258,7 +4258,7 @@
           <w:rFonts w:ascii="Times New Roman" w:hAnsi="Times New Roman" w:eastAsia="Times New Roman" w:cs="Times New Roman"/>
           <w:sz w:val="19"/>
         </w:rPr>
-        <w:t>area. Calculate the peak electric-field strength in the electromagnetic waves emitted by the microwave oven.</w:t>
+        <w:t xml:space="preserve">area. Calculate the peak electric-field strength in the electromagnetic waves emitted by the microwave oven.</w:t>
       </w:r>
     </w:p>
     <w:p>
@@ -4274,7 +4274,7 @@
           <w:rFonts w:ascii="Times New Roman" w:hAnsi="Times New Roman" w:eastAsia="Times New Roman" w:cs="Times New Roman"/>
           <w:sz w:val="19"/>
         </w:rPr>
-        <w:t>(Chapter 24, Section (4) Energy in Electromagnetic Waves - cp1e_ch24_ex4)</w:t>
+        <w:t xml:space="preserve">(Chapter 24, Section (4) Energy in Electromagnetic Waves - cp1e_ch24_ex4)</w:t>
       </w:r>
     </w:p>
     <w:p>
@@ -4671,7 +4671,7 @@
           <w:rFonts w:ascii="Times New Roman" w:hAnsi="Times New Roman" w:eastAsia="Times New Roman" w:cs="Times New Roman"/>
           <w:sz w:val="19"/>
         </w:rPr>
-        <w:t>ANSWER: ____________________________</w:t>
+        <w:t xml:space="preserve">ANSWER: ____________________________</w:t>
       </w:r>
       <w:r>
         <w:rPr>
@@ -4717,7 +4717,7 @@
           <w:rFonts w:ascii="Times New Roman" w:hAnsi="Times New Roman" w:eastAsia="Times New Roman" w:cs="Times New Roman"/>
           <w:sz w:val="19"/>
         </w:rPr>
-        <w:t>Suppose a</w:t>
+        <w:t xml:space="preserve">Suppose a</w:t>
       </w:r>
       <w:r>
         <w:rPr>
@@ -4750,7 +4750,7 @@
           <w:rFonts w:ascii="Times New Roman" w:hAnsi="Times New Roman" w:eastAsia="Times New Roman" w:cs="Times New Roman"/>
           <w:sz w:val="19"/>
         </w:rPr>
-        <w:t>inductor is in series with a</w:t>
+        <w:t xml:space="preserve">inductor is in series with a</w:t>
       </w:r>
       <w:r>
         <w:rPr>
@@ -4789,7 +4789,7 @@
           <w:rFonts w:ascii="Times New Roman" w:hAnsi="Times New Roman" w:eastAsia="Times New Roman" w:cs="Times New Roman"/>
           <w:sz w:val="19"/>
         </w:rPr>
-        <w:t>resistor and a current of</w:t>
+        <w:t xml:space="preserve">resistor and a current of</w:t>
       </w:r>
       <w:r>
         <w:rPr>
@@ -4831,7 +4831,7 @@
           <w:rFonts w:ascii="Times New Roman" w:hAnsi="Times New Roman" w:eastAsia="Times New Roman" w:cs="Times New Roman"/>
           <w:sz w:val="19"/>
         </w:rPr>
-        <w:t>flows through them. Find the current that flows through the inductor and resistor</w:t>
+        <w:t xml:space="preserve">flows through them. Find the current that flows through the inductor and resistor</w:t>
       </w:r>
       <w:r>
         <w:rPr>
@@ -4867,7 +4867,7 @@
           <w:rFonts w:ascii="Times New Roman" w:hAnsi="Times New Roman" w:eastAsia="Times New Roman" w:cs="Times New Roman"/>
           <w:sz w:val="19"/>
         </w:rPr>
-        <w:t>after the battery is disconnected.</w:t>
+        <w:t xml:space="preserve">after the battery is disconnected.</w:t>
       </w:r>
     </w:p>
     <w:p>
@@ -4883,7 +4883,7 @@
           <w:rFonts w:ascii="Times New Roman" w:hAnsi="Times New Roman" w:eastAsia="Times New Roman" w:cs="Times New Roman"/>
           <w:sz w:val="19"/>
         </w:rPr>
-        <w:t>(Chapter 23, Section (10) RL Circuits - cp1e_ch23_ex9b)</w:t>
+        <w:t xml:space="preserve">(Chapter 23, Section (10) RL Circuits - cp1e_ch23_ex9b)</w:t>
       </w:r>
     </w:p>
     <w:p>
@@ -5280,7 +5280,7 @@
           <w:rFonts w:ascii="Times New Roman" w:hAnsi="Times New Roman" w:eastAsia="Times New Roman" w:cs="Times New Roman"/>
           <w:sz w:val="19"/>
         </w:rPr>
-        <w:t>ANSWER: ____________________________</w:t>
+        <w:t xml:space="preserve">ANSWER: ____________________________</w:t>
       </w:r>
       <w:r>
         <w:rPr>
@@ -5326,7 +5326,7 @@
           <w:rFonts w:ascii="Times New Roman" w:hAnsi="Times New Roman" w:eastAsia="Times New Roman" w:cs="Times New Roman"/>
           <w:sz w:val="19"/>
         </w:rPr>
-        <w:t>A generator coil is rotated</w:t>
+        <w:t xml:space="preserve">A generator coil is rotated</w:t>
       </w:r>
       <w:r>
         <w:rPr>
@@ -5362,7 +5362,7 @@
           <w:rFonts w:ascii="Times New Roman" w:hAnsi="Times New Roman" w:eastAsia="Times New Roman" w:cs="Times New Roman"/>
           <w:sz w:val="19"/>
         </w:rPr>
-        <w:t>in</w:t>
+        <w:t xml:space="preserve">in</w:t>
       </w:r>
       <w:r>
         <w:rPr>
@@ -5397,7 +5397,7 @@
           <w:rFonts w:ascii="Times New Roman" w:hAnsi="Times New Roman" w:eastAsia="Times New Roman" w:cs="Times New Roman"/>
           <w:sz w:val="19"/>
         </w:rPr>
-        <w:t>. The</w:t>
+        <w:t xml:space="preserve">. The</w:t>
       </w:r>
       <w:r>
         <w:rPr>
@@ -5422,7 +5422,7 @@
           <w:rFonts w:ascii="Times New Roman" w:hAnsi="Times New Roman" w:eastAsia="Times New Roman" w:cs="Times New Roman"/>
           <w:sz w:val="19"/>
         </w:rPr>
-        <w:t>-turn circular coil has a</w:t>
+        <w:t xml:space="preserve">-turn circular coil has a</w:t>
       </w:r>
       <w:r>
         <w:rPr>
@@ -5455,7 +5455,7 @@
           <w:rFonts w:ascii="Times New Roman" w:hAnsi="Times New Roman" w:eastAsia="Times New Roman" w:cs="Times New Roman"/>
           <w:sz w:val="19"/>
         </w:rPr>
-        <w:t>radius and is in a uniform</w:t>
+        <w:t xml:space="preserve">radius and is in a uniform</w:t>
       </w:r>
       <w:r>
         <w:rPr>
@@ -5488,7 +5488,7 @@
           <w:rFonts w:ascii="Times New Roman" w:hAnsi="Times New Roman" w:eastAsia="Times New Roman" w:cs="Times New Roman"/>
           <w:sz w:val="19"/>
         </w:rPr>
-        <w:t>magnetic field. What is the average emf that is induced?</w:t>
+        <w:t xml:space="preserve">magnetic field. What is the average emf that is induced?</w:t>
       </w:r>
     </w:p>
     <w:p>
@@ -5504,7 +5504,7 @@
           <w:rFonts w:ascii="Times New Roman" w:hAnsi="Times New Roman" w:eastAsia="Times New Roman" w:cs="Times New Roman"/>
           <w:sz w:val="19"/>
         </w:rPr>
-        <w:t>(Chapter 23, Section (5) Electric Generators - cp1e_ch23_ex3)</w:t>
+        <w:t xml:space="preserve">(Chapter 23, Section (5) Electric Generators - cp1e_ch23_ex3)</w:t>
       </w:r>
     </w:p>
     <w:p>
@@ -5901,7 +5901,7 @@
           <w:rFonts w:ascii="Times New Roman" w:hAnsi="Times New Roman" w:eastAsia="Times New Roman" w:cs="Times New Roman"/>
           <w:sz w:val="19"/>
         </w:rPr>
-        <w:t>ANSWER: ____________________________</w:t>
+        <w:t xml:space="preserve">ANSWER: ____________________________</w:t>
       </w:r>
       <w:r>
         <w:rPr>
@@ -5947,7 +5947,7 @@
           <w:rFonts w:ascii="Times New Roman" w:hAnsi="Times New Roman" w:eastAsia="Times New Roman" w:cs="Times New Roman"/>
           <w:sz w:val="19"/>
         </w:rPr>
-        <w:t>What is the characteristic time constant for a</w:t>
+        <w:t xml:space="preserve">What is the characteristic time constant for a</w:t>
       </w:r>
       <w:r>
         <w:rPr>
@@ -5980,7 +5980,7 @@
           <w:rFonts w:ascii="Times New Roman" w:hAnsi="Times New Roman" w:eastAsia="Times New Roman" w:cs="Times New Roman"/>
           <w:sz w:val="19"/>
         </w:rPr>
-        <w:t>inductor in series with a</w:t>
+        <w:t xml:space="preserve">inductor in series with a</w:t>
       </w:r>
       <w:r>
         <w:rPr>
@@ -6019,7 +6019,7 @@
           <w:rFonts w:ascii="Times New Roman" w:hAnsi="Times New Roman" w:eastAsia="Times New Roman" w:cs="Times New Roman"/>
           <w:sz w:val="19"/>
         </w:rPr>
-        <w:t>resistor?</w:t>
+        <w:t xml:space="preserve">resistor?</w:t>
       </w:r>
     </w:p>
     <w:p>
@@ -6035,7 +6035,7 @@
           <w:rFonts w:ascii="Times New Roman" w:hAnsi="Times New Roman" w:eastAsia="Times New Roman" w:cs="Times New Roman"/>
           <w:sz w:val="19"/>
         </w:rPr>
-        <w:t>(Chapter 23, Section (10) RL Circuits - cp1e_ch23_ex9)</w:t>
+        <w:t xml:space="preserve">(Chapter 23, Section (10) RL Circuits - cp1e_ch23_ex9)</w:t>
       </w:r>
     </w:p>
     <w:p>
@@ -6432,7 +6432,7 @@
           <w:rFonts w:ascii="Times New Roman" w:hAnsi="Times New Roman" w:eastAsia="Times New Roman" w:cs="Times New Roman"/>
           <w:sz w:val="19"/>
         </w:rPr>
-        <w:t>ANSWER: ____________________________</w:t>
+        <w:t xml:space="preserve">ANSWER: ____________________________</w:t>
       </w:r>
       <w:r>
         <w:rPr>
@@ -6478,7 +6478,7 @@
           <w:rFonts w:ascii="Times New Roman" w:hAnsi="Times New Roman" w:eastAsia="Times New Roman" w:cs="Times New Roman"/>
           <w:sz w:val="19"/>
         </w:rPr>
-        <w:t>What is the maximum strength of the magnetic field in an electromagnetic wave that has a maximum electric-field strength of</w:t>
+        <w:t xml:space="preserve">What is the maximum strength of the magnetic field in an electromagnetic wave that has a maximum electric-field strength of</w:t>
       </w:r>
       <w:r>
         <w:rPr>
@@ -6507,7 +6507,7 @@
           <w:rFonts w:ascii="Times New Roman" w:hAnsi="Times New Roman" w:eastAsia="Times New Roman" w:cs="Times New Roman"/>
           <w:sz w:val="19"/>
         </w:rPr>
-        <w:t>?</w:t>
+        <w:t xml:space="preserve">?</w:t>
       </w:r>
     </w:p>
     <w:p>
@@ -6523,7 +6523,7 @@
           <w:rFonts w:ascii="Times New Roman" w:hAnsi="Times New Roman" w:eastAsia="Times New Roman" w:cs="Times New Roman"/>
           <w:sz w:val="19"/>
         </w:rPr>
-        <w:t>(Chapter 24, Section (2) Production of Elecromagnetic Waves - cp1e_ch24_ex1)</w:t>
+        <w:t xml:space="preserve">(Chapter 24, Section (2) Production of Elecromagnetic Waves - cp1e_ch24_ex1)</w:t>
       </w:r>
     </w:p>
     <w:p>
@@ -6920,7 +6920,7 @@
           <w:rFonts w:ascii="Times New Roman" w:hAnsi="Times New Roman" w:eastAsia="Times New Roman" w:cs="Times New Roman"/>
           <w:sz w:val="19"/>
         </w:rPr>
-        <w:t>ANSWER: ____________________________</w:t>
+        <w:t xml:space="preserve">ANSWER: ____________________________</w:t>
       </w:r>
       <w:r>
         <w:rPr>
@@ -6963,7 +6963,7 @@
           <w:rFonts w:ascii="Times New Roman" w:hAnsi="Times New Roman" w:eastAsia="Times New Roman" w:cs="Times New Roman"/>
           <w:sz w:val="19"/>
         </w:rPr>
-        <w:t>cp1e: College Physics (1st Edition) by OpenStax</w:t>
+        <w:t xml:space="preserve">cp1e: College Physics (1st Edition) by OpenStax</w:t>
       </w:r>
     </w:p>
     <w:p>
@@ -6976,7 +6976,7 @@
           <w:rFonts w:ascii="Times New Roman" w:hAnsi="Times New Roman" w:eastAsia="Times New Roman" w:cs="Times New Roman"/>
           <w:sz w:val="19"/>
         </w:rPr>
-        <w:t>PSE_Serway_4e: Physics for Scientists and Engineers (4th Edition) by Serway</w:t>
+        <w:t xml:space="preserve">PSE_Serway_4e: Physics for Scientists and Engineers (4th Edition) by Serway</w:t>
       </w:r>
     </w:p>
     <w:p>
@@ -6989,7 +6989,7 @@
           <w:rFonts w:ascii="Times New Roman" w:hAnsi="Times New Roman" w:eastAsia="Times New Roman" w:cs="Times New Roman"/>
           <w:sz w:val="19"/>
         </w:rPr>
-        <w:t>tkd: I did not refer to anything while writing this question</w:t>
+        <w:t xml:space="preserve">tkd: I did not refer to anything while writing this question</w:t>
       </w:r>
     </w:p>
     <w:sectPr>
